--- a/实验报告.docx
+++ b/实验报告.docx
@@ -3372,7 +3372,7 @@
           <w:b/>
           <w:sz w:val="19"/>
         </w:rPr>
-        <w:t>表 7-1　人工评分与 AI 评分的一致性</w:t>
+        <w:t>表 8　人工评分与 AI 评分的一致性</w:t>
       </w:r>
     </w:p>
     <w:tbl>
@@ -4104,7 +4104,7 @@
           <w:b/>
           <w:sz w:val="19"/>
         </w:rPr>
-        <w:t>表 8　四个语义维度逐个加入带来的增量</w:t>
+        <w:t>表 9　四个语义维度逐个加入带来的增量</w:t>
       </w:r>
     </w:p>
     <w:tbl>

--- a/实验报告.docx
+++ b/实验报告.docx
@@ -179,7 +179,7 @@
           <w:b w:val="0"/>
           <w:sz w:val="21"/>
         </w:rPr>
-        <w:t>主要发现：（1）数量类特征在跨公司维度上几乎不具备解释力（R² 接近 0 或为负），但在公司内部可解释约 18% 的总资产净利润率波动，且线性模型优于非线性模型；（2）语义特征中 45%–65% 的变异无法被数量特征解释，确实捕捉到正交信息，但增量解释力有限（约 +0.01）；（3）四个维度中跨领域整合度的贡献排名第一；（4）跨领域整合度与主营业务收入增长率显著负相关（-4.14，p&lt;0.05），该结果在双重机器学习的两种学习器下高度一致，而对融资约束与盈利能力无显著影响。</w:t>
+        <w:t>主要发现：（1）数量类特征在跨公司维度上几乎不具备解释力（R² 接近 0 或为负），但在公司内部可解释约 18% 的总资产净利润率波动，且线性模型优于非线性模型；（2）语义特征中 45%–65% 的变异无法被数量特征解释，确实捕捉到正交信息，但增量解释力有限（约 +0.01）；（3）四个维度中跨领域整合度的贡献排名第一；（4）跨领域整合度与主营业务收入增长率存在负向相关（主回归 -4.14，p = 0.034；LASSO-DML -4.28，p = 0.020），但该结果对方法设定敏感（随机森林-DML p = 0.102），且核心指标的测量可靠性尚未充分建立（见 4.3 节）；对融资约束与盈利能力的估计均不显著。综合而言，本文将该结果视为有待进一步验证的初步发现，而非稳健的因果结论。</w:t>
       </w:r>
     </w:p>
     <w:p>
@@ -1290,6 +1290,20 @@
           <w:sz w:val="21"/>
         </w:rPr>
         <w:t>语义特征由智谱 GLM-4-Flash 大语言模型对每条专利的标题与摘要逐条评分得到。提示词经过四轮迭代：v1 采用抽象锚点，结果显示 85% 的样本被打为 3 分，缺乏区分度；v2 增加示例但未见改善；v3 改为 1–10 分制并加入专利类型线索，取值种类从 3 种提升至 8 种；v4 修正「商业化距离」维度的定义错误后定稿。最终对 12,166 条专利完成打分。各版本提示词全文见附件 A。</w:t>
+      </w:r>
+    </w:p>
+    <w:p>
+      <w:pPr>
+        <w:spacing w:after="80" w:line="336" w:lineRule="auto"/>
+        <w:ind w:left="420"/>
+      </w:pPr>
+      <w:r>
+        <w:rPr>
+          <w:rFonts w:ascii="微软雅黑" w:hAnsi="微软雅黑" w:eastAsia="微软雅黑"/>
+          <w:b w:val="0"/>
+          <w:sz w:val="21"/>
+        </w:rPr>
+        <w:t>关于打分的抽样规则：受 token 预算限制，本文未对全部 117,711 条专利打分，而是按「公司—年份」分层随机抽取，每个公司—年份最多 10 条（PER_FIRM_YEAR = 10），最终覆盖 12,166 条，约占专利总数的 10.4%。公司—年份层面的语义特征由这最多 10 条专利的评分取均值得到。需要说明的是，该抽样规则对聚合结果的代表性与加权方式未做敏感性检验，这是本文的一个局限。</w:t>
       </w:r>
     </w:p>
     <w:p>
@@ -3260,7 +3274,7 @@
           <w:color w:val="1F3B63"/>
           <w:sz w:val="24"/>
         </w:rPr>
-        <w:t>4.3　语义打分的人工可靠性检验（作者独立完成）</w:t>
+        <w:t>4.3　语义打分的人工可靠性检验（新手探索性检验）</w:t>
       </w:r>
     </w:p>
     <w:p>
@@ -3275,6 +3289,48 @@
           <w:sz w:val="21"/>
         </w:rPr>
         <w:t>题目（ii）要求使用大语言模型提取结构化特征，但并未要求检验其打分质量。为评估语义评分的可靠性，本文补充了一项人工验证：从 12,166 条已打分专利中随机抽取 15 条，由作者在不知晓 AI 评分结果的条件下，依据 v4 提示词的评分标准独立评分，再与 AI 评分逐一比对。</w:t>
+      </w:r>
+    </w:p>
+    <w:p>
+      <w:pPr>
+        <w:spacing w:after="80" w:line="336" w:lineRule="auto"/>
+        <w:ind w:left="420"/>
+      </w:pPr>
+      <w:r>
+        <w:rPr>
+          <w:rFonts w:ascii="微软雅黑" w:hAnsi="微软雅黑" w:eastAsia="微软雅黑"/>
+          <w:b w:val="0"/>
+          <w:sz w:val="21"/>
+        </w:rPr>
+        <w:t>需要特别声明评分者的身份限制：本节的人工评分由作者本人独立完成。作者为一年级本科生（数字经济与人工智能双学士专业），此前未接触专利文献、技术分类或计量经济学，未接受评分培训，也无专利审查或技术管理经验。因此本次检验实质上是「无领域背景的新手 vs 大语言模型」的对比，而非文献中标准的「领域专家 vs 模型」效度检验。</w:t>
+      </w:r>
+    </w:p>
+    <w:p>
+      <w:pPr>
+        <w:spacing w:after="80" w:line="336" w:lineRule="auto"/>
+        <w:ind w:left="420"/>
+      </w:pPr>
+      <w:r>
+        <w:rPr>
+          <w:rFonts w:ascii="微软雅黑" w:hAnsi="微软雅黑" w:eastAsia="微软雅黑"/>
+          <w:b w:val="0"/>
+          <w:sz w:val="21"/>
+        </w:rPr>
+        <w:t>该身份限制带来三层后果。其一，作者在「跨领域应按技术类别还是应用领域计数」上的犹豫（见第 10 条样本的分歧），既可能反映模型打分偏差，也可能反映评分者对构念定义的误读，两种解释在现有设计下均无法排除。其二，样本仅 15 条、评分者仅 1 人、无复核与仲裁，相关系数的置信区间极宽，r = 0.184 在统计上无法与 r = 0.6 相区分。其三，即使人工评分与模型一致，也不能作为模型可靠的正向证据 —— 因为参照系本身不可靠。</w:t>
+      </w:r>
+    </w:p>
+    <w:p>
+      <w:pPr>
+        <w:spacing w:after="80" w:line="336" w:lineRule="auto"/>
+        <w:ind w:left="420"/>
+      </w:pPr>
+      <w:r>
+        <w:rPr>
+          <w:rFonts w:ascii="微软雅黑" w:hAnsi="微软雅黑" w:eastAsia="微软雅黑"/>
+          <w:b w:val="0"/>
+          <w:sz w:val="21"/>
+        </w:rPr>
+        <w:t>因此本节结论只能作为「跨领域整合度的测量效度尚未建立」的警示信号，不能视为对模型效度的独立验证。规范做法是引入至少一名专利代理人或技术管理方向的研究生作为第二评分者，按双评分者随机样本计算 ICC(2,1) 或 Krippendorff's α 并报告置信区间。这是本报告在测量层面最实质的局限。</w:t>
       </w:r>
     </w:p>
     <w:p>
@@ -5150,7 +5206,7 @@
           <w:b w:val="0"/>
           <w:sz w:val="21"/>
         </w:rPr>
-        <w:t>在控制四类固定效应及 12 个数量类专利特征后，跨领域整合度与主营业务收入增长率显著负相关（-4.14，p&lt;0.05），即跨领域整合度每提高 1 分，企业当期主营业务收入增长率平均下降约 4.1 个百分点；而对融资约束的两个代理（SA 指数、资产负债率）及盈利能力（总资产净利润率）的估计均不显著。</w:t>
+        <w:t>在控制四类固定效应及 12 个数量类专利特征后，跨领域整合度与主营业务收入增长率呈负向相关（系数 -4.14，p = 0.034），即跨领域整合度每提高 1 分，企业当期主营业务收入增长率平均下降约 4.1 个百分点；而对融资约束的两个代理（SA 指数、资产负债率）及盈利能力（总资产净利润率）的估计均不显著。</w:t>
       </w:r>
     </w:p>
     <w:p>
@@ -5165,6 +5221,779 @@
           <w:sz w:val="21"/>
         </w:rPr>
         <w:t>稳健性检验共四组：① 滞后一期解释变量（缓解反向因果），系数方向一致，资产负债率上为 -1.48（10% 边际显著）；② 更换聚类层级（企业 / 行业 / 地区），结论一致；③ 逐个语义维度替换 x，四个维度对营收增长率的系数全部为负，跨领域整合度最强；④ 更换机器学习学习器。</w:t>
+      </w:r>
+    </w:p>
+    <w:p>
+      <w:pPr>
+        <w:spacing w:after="80" w:line="336" w:lineRule="auto"/>
+        <w:ind w:left="420"/>
+      </w:pPr>
+      <w:r>
+        <w:rPr>
+          <w:rFonts w:ascii="微软雅黑" w:hAnsi="微软雅黑" w:eastAsia="微软雅黑"/>
+          <w:b/>
+          <w:sz w:val="21"/>
+        </w:rPr>
+        <w:t>补充检验：-4.14 是否来自共同因子。</w:t>
+      </w:r>
+    </w:p>
+    <w:p>
+      <w:pPr>
+        <w:spacing w:after="80" w:line="336" w:lineRule="auto"/>
+        <w:ind w:left="420"/>
+      </w:pPr>
+      <w:r>
+        <w:rPr>
+          <w:rFonts w:ascii="微软雅黑" w:hAnsi="微软雅黑" w:eastAsia="微软雅黑"/>
+          <w:b w:val="0"/>
+          <w:sz w:val="21"/>
+        </w:rPr>
+        <w:t>上述四个语义维度两两相关系数达 0.66–0.92，其第一主成分解释了四维总方差的 84%，存在明显的共同因子。为判断 -4.14 是否为该共同因子的代理，本文补做三组同规格回归（同被解释变量、同控制变量、同固定效应、同聚类层级），仅更换解释变量。</w:t>
+      </w:r>
+    </w:p>
+    <w:p>
+      <w:pPr>
+        <w:spacing w:before="120" w:after="40"/>
+        <w:jc w:val="center"/>
+      </w:pPr>
+      <w:r>
+        <w:rPr>
+          <w:rFonts w:ascii="微软雅黑" w:hAnsi="微软雅黑" w:eastAsia="微软雅黑"/>
+          <w:b/>
+          <w:sz w:val="19"/>
+        </w:rPr>
+        <w:t>表 10-A　补充检验：剥离共同因子后的整合度效应（被解释变量：主营业务收入增长率）</w:t>
+      </w:r>
+    </w:p>
+    <w:tbl>
+      <w:tblPr>
+        <w:tblStyle w:val="TableGrid"/>
+        <w:tblW w:type="auto" w:w="0"/>
+        <w:jc w:val="center"/>
+        <w:tblLook w:firstColumn="1" w:firstRow="1" w:lastColumn="0" w:lastRow="0" w:noHBand="0" w:noVBand="1" w:val="04A0"/>
+      </w:tblPr>
+      <w:tblGrid>
+        <w:gridCol w:w="1928"/>
+        <w:gridCol w:w="1928"/>
+        <w:gridCol w:w="1928"/>
+        <w:gridCol w:w="1928"/>
+        <w:gridCol w:w="1928"/>
+      </w:tblGrid>
+      <w:tr>
+        <w:tc>
+          <w:tcPr>
+            <w:tcW w:type="dxa" w:w="2381"/>
+            <w:shd w:fill="DCE6F1"/>
+          </w:tcPr>
+          <w:p>
+            <w:r/>
+            <w:r>
+              <w:rPr>
+                <w:rFonts w:ascii="微软雅黑" w:hAnsi="微软雅黑" w:eastAsia="微软雅黑"/>
+                <w:b/>
+                <w:sz w:val="18"/>
+              </w:rPr>
+              <w:t>设定</w:t>
+            </w:r>
+          </w:p>
+        </w:tc>
+        <w:tc>
+          <w:tcPr>
+            <w:tcW w:type="dxa" w:w="2494"/>
+            <w:shd w:fill="DCE6F1"/>
+          </w:tcPr>
+          <w:p>
+            <w:r/>
+            <w:r>
+              <w:rPr>
+                <w:rFonts w:ascii="微软雅黑" w:hAnsi="微软雅黑" w:eastAsia="微软雅黑"/>
+                <w:b/>
+                <w:sz w:val="18"/>
+              </w:rPr>
+              <w:t>解释变量</w:t>
+            </w:r>
+          </w:p>
+        </w:tc>
+        <w:tc>
+          <w:tcPr>
+            <w:tcW w:type="dxa" w:w="1247"/>
+            <w:shd w:fill="DCE6F1"/>
+          </w:tcPr>
+          <w:p>
+            <w:r/>
+            <w:r>
+              <w:rPr>
+                <w:rFonts w:ascii="微软雅黑" w:hAnsi="微软雅黑" w:eastAsia="微软雅黑"/>
+                <w:b/>
+                <w:sz w:val="18"/>
+              </w:rPr>
+              <w:t>系数</w:t>
+            </w:r>
+          </w:p>
+        </w:tc>
+        <w:tc>
+          <w:tcPr>
+            <w:tcW w:type="dxa" w:w="1474"/>
+            <w:shd w:fill="DCE6F1"/>
+          </w:tcPr>
+          <w:p>
+            <w:r/>
+            <w:r>
+              <w:rPr>
+                <w:rFonts w:ascii="微软雅黑" w:hAnsi="微软雅黑" w:eastAsia="微软雅黑"/>
+                <w:b/>
+                <w:sz w:val="18"/>
+              </w:rPr>
+              <w:t>聚类标准误</w:t>
+            </w:r>
+          </w:p>
+        </w:tc>
+        <w:tc>
+          <w:tcPr>
+            <w:tcW w:type="dxa" w:w="1247"/>
+            <w:shd w:fill="DCE6F1"/>
+          </w:tcPr>
+          <w:p>
+            <w:r/>
+            <w:r>
+              <w:rPr>
+                <w:rFonts w:ascii="微软雅黑" w:hAnsi="微软雅黑" w:eastAsia="微软雅黑"/>
+                <w:b/>
+                <w:sz w:val="18"/>
+              </w:rPr>
+              <w:t>p 值</w:t>
+            </w:r>
+          </w:p>
+        </w:tc>
+      </w:tr>
+      <w:tr>
+        <w:tc>
+          <w:tcPr>
+            <w:tcW w:type="dxa" w:w="2381"/>
+          </w:tcPr>
+          <w:p>
+            <w:pPr>
+              <w:spacing w:after="20"/>
+            </w:pPr>
+            <w:r/>
+            <w:r>
+              <w:rPr>
+                <w:rFonts w:ascii="微软雅黑" w:hAnsi="微软雅黑" w:eastAsia="微软雅黑"/>
+                <w:b w:val="0"/>
+                <w:sz w:val="18"/>
+              </w:rPr>
+              <w:t>(1) 原设定（复现）</w:t>
+            </w:r>
+          </w:p>
+        </w:tc>
+        <w:tc>
+          <w:tcPr>
+            <w:tcW w:type="dxa" w:w="2494"/>
+          </w:tcPr>
+          <w:p>
+            <w:pPr>
+              <w:spacing w:after="20"/>
+            </w:pPr>
+            <w:r/>
+            <w:r>
+              <w:rPr>
+                <w:rFonts w:ascii="微软雅黑" w:hAnsi="微软雅黑" w:eastAsia="微软雅黑"/>
+                <w:b w:val="0"/>
+                <w:sz w:val="18"/>
+              </w:rPr>
+              <w:t>x_integration</w:t>
+            </w:r>
+          </w:p>
+        </w:tc>
+        <w:tc>
+          <w:tcPr>
+            <w:tcW w:type="dxa" w:w="1247"/>
+          </w:tcPr>
+          <w:p>
+            <w:pPr>
+              <w:spacing w:after="20"/>
+            </w:pPr>
+            <w:r/>
+            <w:r>
+              <w:rPr>
+                <w:rFonts w:ascii="微软雅黑" w:hAnsi="微软雅黑" w:eastAsia="微软雅黑"/>
+                <w:b w:val="0"/>
+                <w:sz w:val="18"/>
+              </w:rPr>
+              <w:t>-4.138</w:t>
+            </w:r>
+          </w:p>
+        </w:tc>
+        <w:tc>
+          <w:tcPr>
+            <w:tcW w:type="dxa" w:w="1474"/>
+          </w:tcPr>
+          <w:p>
+            <w:pPr>
+              <w:spacing w:after="20"/>
+            </w:pPr>
+            <w:r/>
+            <w:r>
+              <w:rPr>
+                <w:rFonts w:ascii="微软雅黑" w:hAnsi="微软雅黑" w:eastAsia="微软雅黑"/>
+                <w:b w:val="0"/>
+                <w:sz w:val="18"/>
+              </w:rPr>
+              <w:t>1.929</w:t>
+            </w:r>
+          </w:p>
+        </w:tc>
+        <w:tc>
+          <w:tcPr>
+            <w:tcW w:type="dxa" w:w="1247"/>
+          </w:tcPr>
+          <w:p>
+            <w:pPr>
+              <w:spacing w:after="20"/>
+            </w:pPr>
+            <w:r/>
+            <w:r>
+              <w:rPr>
+                <w:rFonts w:ascii="微软雅黑" w:hAnsi="微软雅黑" w:eastAsia="微软雅黑"/>
+                <w:b w:val="0"/>
+                <w:sz w:val="18"/>
+              </w:rPr>
+              <w:t>0.034 **</w:t>
+            </w:r>
+          </w:p>
+        </w:tc>
+      </w:tr>
+      <w:tr>
+        <w:tc>
+          <w:tcPr>
+            <w:tcW w:type="dxa" w:w="2381"/>
+          </w:tcPr>
+          <w:p>
+            <w:pPr>
+              <w:spacing w:after="20"/>
+            </w:pPr>
+            <w:r/>
+            <w:r>
+              <w:rPr>
+                <w:rFonts w:ascii="微软雅黑" w:hAnsi="微软雅黑" w:eastAsia="微软雅黑"/>
+                <w:b w:val="0"/>
+                <w:sz w:val="18"/>
+              </w:rPr>
+              <w:t>(2) 四维同时放入</w:t>
+            </w:r>
+          </w:p>
+        </w:tc>
+        <w:tc>
+          <w:tcPr>
+            <w:tcW w:type="dxa" w:w="2494"/>
+          </w:tcPr>
+          <w:p>
+            <w:pPr>
+              <w:spacing w:after="20"/>
+            </w:pPr>
+            <w:r/>
+            <w:r>
+              <w:rPr>
+                <w:rFonts w:ascii="微软雅黑" w:hAnsi="微软雅黑" w:eastAsia="微软雅黑"/>
+                <w:b w:val="0"/>
+                <w:sz w:val="18"/>
+              </w:rPr>
+              <w:t>x_integration</w:t>
+            </w:r>
+          </w:p>
+        </w:tc>
+        <w:tc>
+          <w:tcPr>
+            <w:tcW w:type="dxa" w:w="1247"/>
+          </w:tcPr>
+          <w:p>
+            <w:pPr>
+              <w:spacing w:after="20"/>
+            </w:pPr>
+            <w:r/>
+            <w:r>
+              <w:rPr>
+                <w:rFonts w:ascii="微软雅黑" w:hAnsi="微软雅黑" w:eastAsia="微软雅黑"/>
+                <w:b w:val="0"/>
+                <w:sz w:val="18"/>
+              </w:rPr>
+              <w:t>-4.027</w:t>
+            </w:r>
+          </w:p>
+        </w:tc>
+        <w:tc>
+          <w:tcPr>
+            <w:tcW w:type="dxa" w:w="1474"/>
+          </w:tcPr>
+          <w:p>
+            <w:pPr>
+              <w:spacing w:after="20"/>
+            </w:pPr>
+            <w:r/>
+            <w:r>
+              <w:rPr>
+                <w:rFonts w:ascii="微软雅黑" w:hAnsi="微软雅黑" w:eastAsia="微软雅黑"/>
+                <w:b w:val="0"/>
+                <w:sz w:val="18"/>
+              </w:rPr>
+              <w:t>3.155</w:t>
+            </w:r>
+          </w:p>
+        </w:tc>
+        <w:tc>
+          <w:tcPr>
+            <w:tcW w:type="dxa" w:w="1247"/>
+          </w:tcPr>
+          <w:p>
+            <w:pPr>
+              <w:spacing w:after="20"/>
+            </w:pPr>
+            <w:r/>
+            <w:r>
+              <w:rPr>
+                <w:rFonts w:ascii="微软雅黑" w:hAnsi="微软雅黑" w:eastAsia="微软雅黑"/>
+                <w:b w:val="0"/>
+                <w:sz w:val="18"/>
+              </w:rPr>
+              <w:t>0.204</w:t>
+            </w:r>
+          </w:p>
+        </w:tc>
+      </w:tr>
+      <w:tr>
+        <w:tc>
+          <w:tcPr>
+            <w:tcW w:type="dxa" w:w="2381"/>
+          </w:tcPr>
+          <w:p>
+            <w:pPr>
+              <w:spacing w:after="20"/>
+            </w:pPr>
+            <w:r/>
+            <w:r>
+              <w:rPr>
+                <w:rFonts w:ascii="微软雅黑" w:hAnsi="微软雅黑" w:eastAsia="微软雅黑"/>
+                <w:b w:val="0"/>
+                <w:sz w:val="18"/>
+              </w:rPr>
+              <w:t>(3) 仅共同因子</w:t>
+            </w:r>
+          </w:p>
+        </w:tc>
+        <w:tc>
+          <w:tcPr>
+            <w:tcW w:type="dxa" w:w="2494"/>
+          </w:tcPr>
+          <w:p>
+            <w:pPr>
+              <w:spacing w:after="20"/>
+            </w:pPr>
+            <w:r/>
+            <w:r>
+              <w:rPr>
+                <w:rFonts w:ascii="微软雅黑" w:hAnsi="微软雅黑" w:eastAsia="微软雅黑"/>
+                <w:b w:val="0"/>
+                <w:sz w:val="18"/>
+              </w:rPr>
+              <w:t>PC1（四维第一主成分）</w:t>
+            </w:r>
+          </w:p>
+        </w:tc>
+        <w:tc>
+          <w:tcPr>
+            <w:tcW w:type="dxa" w:w="1247"/>
+          </w:tcPr>
+          <w:p>
+            <w:pPr>
+              <w:spacing w:after="20"/>
+            </w:pPr>
+            <w:r/>
+            <w:r>
+              <w:rPr>
+                <w:rFonts w:ascii="微软雅黑" w:hAnsi="微软雅黑" w:eastAsia="微软雅黑"/>
+                <w:b w:val="0"/>
+                <w:sz w:val="18"/>
+              </w:rPr>
+              <w:t>-1.898</w:t>
+            </w:r>
+          </w:p>
+        </w:tc>
+        <w:tc>
+          <w:tcPr>
+            <w:tcW w:type="dxa" w:w="1474"/>
+          </w:tcPr>
+          <w:p>
+            <w:pPr>
+              <w:spacing w:after="20"/>
+            </w:pPr>
+            <w:r/>
+            <w:r>
+              <w:rPr>
+                <w:rFonts w:ascii="微软雅黑" w:hAnsi="微软雅黑" w:eastAsia="微软雅黑"/>
+                <w:b w:val="0"/>
+                <w:sz w:val="18"/>
+              </w:rPr>
+              <w:t>0.867</w:t>
+            </w:r>
+          </w:p>
+        </w:tc>
+        <w:tc>
+          <w:tcPr>
+            <w:tcW w:type="dxa" w:w="1247"/>
+          </w:tcPr>
+          <w:p>
+            <w:pPr>
+              <w:spacing w:after="20"/>
+            </w:pPr>
+            <w:r/>
+            <w:r>
+              <w:rPr>
+                <w:rFonts w:ascii="微软雅黑" w:hAnsi="微软雅黑" w:eastAsia="微软雅黑"/>
+                <w:b w:val="0"/>
+                <w:sz w:val="18"/>
+              </w:rPr>
+              <w:t>0.030 **</w:t>
+            </w:r>
+          </w:p>
+        </w:tc>
+      </w:tr>
+      <w:tr>
+        <w:tc>
+          <w:tcPr>
+            <w:tcW w:type="dxa" w:w="2381"/>
+          </w:tcPr>
+          <w:p>
+            <w:pPr>
+              <w:spacing w:after="20"/>
+            </w:pPr>
+            <w:r/>
+            <w:r>
+              <w:rPr>
+                <w:rFonts w:ascii="微软雅黑" w:hAnsi="微软雅黑" w:eastAsia="微软雅黑"/>
+                <w:b w:val="0"/>
+                <w:sz w:val="18"/>
+              </w:rPr>
+              <w:t>(4) 剥离另外三维后的整合度</w:t>
+            </w:r>
+          </w:p>
+        </w:tc>
+        <w:tc>
+          <w:tcPr>
+            <w:tcW w:type="dxa" w:w="2494"/>
+          </w:tcPr>
+          <w:p>
+            <w:pPr>
+              <w:spacing w:after="20"/>
+            </w:pPr>
+            <w:r/>
+            <w:r>
+              <w:rPr>
+                <w:rFonts w:ascii="微软雅黑" w:hAnsi="微软雅黑" w:eastAsia="微软雅黑"/>
+                <w:b w:val="0"/>
+                <w:sz w:val="18"/>
+              </w:rPr>
+              <w:t>x_int_resid</w:t>
+            </w:r>
+          </w:p>
+        </w:tc>
+        <w:tc>
+          <w:tcPr>
+            <w:tcW w:type="dxa" w:w="1247"/>
+          </w:tcPr>
+          <w:p>
+            <w:pPr>
+              <w:spacing w:after="20"/>
+            </w:pPr>
+            <w:r/>
+            <w:r>
+              <w:rPr>
+                <w:rFonts w:ascii="微软雅黑" w:hAnsi="微软雅黑" w:eastAsia="微软雅黑"/>
+                <w:b w:val="0"/>
+                <w:sz w:val="18"/>
+              </w:rPr>
+              <w:t>-4.123</w:t>
+            </w:r>
+          </w:p>
+        </w:tc>
+        <w:tc>
+          <w:tcPr>
+            <w:tcW w:type="dxa" w:w="1474"/>
+          </w:tcPr>
+          <w:p>
+            <w:pPr>
+              <w:spacing w:after="20"/>
+            </w:pPr>
+            <w:r/>
+            <w:r>
+              <w:rPr>
+                <w:rFonts w:ascii="微软雅黑" w:hAnsi="微软雅黑" w:eastAsia="微软雅黑"/>
+                <w:b w:val="0"/>
+                <w:sz w:val="18"/>
+              </w:rPr>
+              <w:t>3.264</w:t>
+            </w:r>
+          </w:p>
+        </w:tc>
+        <w:tc>
+          <w:tcPr>
+            <w:tcW w:type="dxa" w:w="1247"/>
+          </w:tcPr>
+          <w:p>
+            <w:pPr>
+              <w:spacing w:after="20"/>
+            </w:pPr>
+            <w:r/>
+            <w:r>
+              <w:rPr>
+                <w:rFonts w:ascii="微软雅黑" w:hAnsi="微软雅黑" w:eastAsia="微软雅黑"/>
+                <w:b w:val="0"/>
+                <w:sz w:val="18"/>
+              </w:rPr>
+              <w:t>0.209</w:t>
+            </w:r>
+          </w:p>
+        </w:tc>
+      </w:tr>
+      <w:tr>
+        <w:tc>
+          <w:tcPr>
+            <w:tcW w:type="dxa" w:w="2381"/>
+          </w:tcPr>
+          <w:p>
+            <w:pPr>
+              <w:spacing w:after="20"/>
+            </w:pPr>
+            <w:r/>
+            <w:r>
+              <w:rPr>
+                <w:rFonts w:ascii="微软雅黑" w:hAnsi="微软雅黑" w:eastAsia="微软雅黑"/>
+                <w:b w:val="0"/>
+                <w:sz w:val="18"/>
+              </w:rPr>
+              <w:t>(5) 整合度 + 共同因子</w:t>
+            </w:r>
+          </w:p>
+        </w:tc>
+        <w:tc>
+          <w:tcPr>
+            <w:tcW w:type="dxa" w:w="2494"/>
+          </w:tcPr>
+          <w:p>
+            <w:pPr>
+              <w:spacing w:after="20"/>
+            </w:pPr>
+            <w:r/>
+            <w:r>
+              <w:rPr>
+                <w:rFonts w:ascii="微软雅黑" w:hAnsi="微软雅黑" w:eastAsia="微软雅黑"/>
+                <w:b w:val="0"/>
+                <w:sz w:val="18"/>
+              </w:rPr>
+              <w:t>x_integration</w:t>
+            </w:r>
+          </w:p>
+        </w:tc>
+        <w:tc>
+          <w:tcPr>
+            <w:tcW w:type="dxa" w:w="1247"/>
+          </w:tcPr>
+          <w:p>
+            <w:pPr>
+              <w:spacing w:after="20"/>
+            </w:pPr>
+            <w:r/>
+            <w:r>
+              <w:rPr>
+                <w:rFonts w:ascii="微软雅黑" w:hAnsi="微软雅黑" w:eastAsia="微软雅黑"/>
+                <w:b w:val="0"/>
+                <w:sz w:val="18"/>
+              </w:rPr>
+              <w:t>-2.450</w:t>
+            </w:r>
+          </w:p>
+        </w:tc>
+        <w:tc>
+          <w:tcPr>
+            <w:tcW w:type="dxa" w:w="1474"/>
+          </w:tcPr>
+          <w:p>
+            <w:pPr>
+              <w:spacing w:after="20"/>
+            </w:pPr>
+            <w:r/>
+            <w:r>
+              <w:rPr>
+                <w:rFonts w:ascii="微软雅黑" w:hAnsi="微软雅黑" w:eastAsia="微软雅黑"/>
+                <w:b w:val="0"/>
+                <w:sz w:val="18"/>
+              </w:rPr>
+              <w:t>4.016</w:t>
+            </w:r>
+          </w:p>
+        </w:tc>
+        <w:tc>
+          <w:tcPr>
+            <w:tcW w:type="dxa" w:w="1247"/>
+          </w:tcPr>
+          <w:p>
+            <w:pPr>
+              <w:spacing w:after="20"/>
+            </w:pPr>
+            <w:r/>
+            <w:r>
+              <w:rPr>
+                <w:rFonts w:ascii="微软雅黑" w:hAnsi="微软雅黑" w:eastAsia="微软雅黑"/>
+                <w:b w:val="0"/>
+                <w:sz w:val="18"/>
+              </w:rPr>
+              <w:t>0.543</w:t>
+            </w:r>
+          </w:p>
+        </w:tc>
+      </w:tr>
+      <w:tr>
+        <w:tc>
+          <w:tcPr>
+            <w:tcW w:type="dxa" w:w="2381"/>
+          </w:tcPr>
+          <w:p>
+            <w:pPr>
+              <w:spacing w:after="20"/>
+            </w:pPr>
+            <w:r/>
+            <w:r>
+              <w:rPr>
+                <w:rFonts w:ascii="微软雅黑" w:hAnsi="微软雅黑" w:eastAsia="微软雅黑"/>
+                <w:b w:val="0"/>
+                <w:sz w:val="18"/>
+              </w:rPr>
+              <w:t>(5) 整合度 + 共同因子</w:t>
+            </w:r>
+          </w:p>
+        </w:tc>
+        <w:tc>
+          <w:tcPr>
+            <w:tcW w:type="dxa" w:w="2494"/>
+          </w:tcPr>
+          <w:p>
+            <w:pPr>
+              <w:spacing w:after="20"/>
+            </w:pPr>
+            <w:r/>
+            <w:r>
+              <w:rPr>
+                <w:rFonts w:ascii="微软雅黑" w:hAnsi="微软雅黑" w:eastAsia="微软雅黑"/>
+                <w:b w:val="0"/>
+                <w:sz w:val="18"/>
+              </w:rPr>
+              <w:t>PC1</w:t>
+            </w:r>
+          </w:p>
+        </w:tc>
+        <w:tc>
+          <w:tcPr>
+            <w:tcW w:type="dxa" w:w="1247"/>
+          </w:tcPr>
+          <w:p>
+            <w:pPr>
+              <w:spacing w:after="20"/>
+            </w:pPr>
+            <w:r/>
+            <w:r>
+              <w:rPr>
+                <w:rFonts w:ascii="微软雅黑" w:hAnsi="微软雅黑" w:eastAsia="微软雅黑"/>
+                <w:b w:val="0"/>
+                <w:sz w:val="18"/>
+              </w:rPr>
+              <w:t>-0.935</w:t>
+            </w:r>
+          </w:p>
+        </w:tc>
+        <w:tc>
+          <w:tcPr>
+            <w:tcW w:type="dxa" w:w="1474"/>
+          </w:tcPr>
+          <w:p>
+            <w:pPr>
+              <w:spacing w:after="20"/>
+            </w:pPr>
+            <w:r/>
+            <w:r>
+              <w:rPr>
+                <w:rFonts w:ascii="微软雅黑" w:hAnsi="微软雅黑" w:eastAsia="微软雅黑"/>
+                <w:b w:val="0"/>
+                <w:sz w:val="18"/>
+              </w:rPr>
+              <w:t>1.811</w:t>
+            </w:r>
+          </w:p>
+        </w:tc>
+        <w:tc>
+          <w:tcPr>
+            <w:tcW w:type="dxa" w:w="1247"/>
+          </w:tcPr>
+          <w:p>
+            <w:pPr>
+              <w:spacing w:after="20"/>
+            </w:pPr>
+            <w:r/>
+            <w:r>
+              <w:rPr>
+                <w:rFonts w:ascii="微软雅黑" w:hAnsi="微软雅黑" w:eastAsia="微软雅黑"/>
+                <w:b w:val="0"/>
+                <w:sz w:val="18"/>
+              </w:rPr>
+              <w:t>0.606</w:t>
+            </w:r>
+          </w:p>
+        </w:tc>
+      </w:tr>
+    </w:tbl>
+    <w:p>
+      <w:pPr>
+        <w:spacing w:after="40"/>
+      </w:pPr>
+    </w:p>
+    <w:p>
+      <w:pPr>
+        <w:spacing w:after="80"/>
+        <w:ind w:left="420"/>
+      </w:pPr>
+      <w:r>
+        <w:rPr>
+          <w:rFonts w:ascii="微软雅黑" w:hAnsi="微软雅黑" w:eastAsia="微软雅黑"/>
+          <w:b w:val="0"/>
+          <w:sz w:val="18"/>
+        </w:rPr>
+        <w:t>注：(1) 行复现了 4.5 节的主结果，说明补充检验与原设定可比。PC1 为四个语义维度标准化后的第一主成分，解释方差比例 0.840。</w:t>
+      </w:r>
+    </w:p>
+    <w:p>
+      <w:pPr>
+        <w:spacing w:after="80" w:line="336" w:lineRule="auto"/>
+        <w:ind w:left="420"/>
+      </w:pPr>
+      <w:r>
+        <w:rPr>
+          <w:rFonts w:ascii="微软雅黑" w:hAnsi="微软雅黑" w:eastAsia="微软雅黑"/>
+          <w:b w:val="0"/>
+          <w:sz w:val="21"/>
+        </w:rPr>
+        <w:t>结果与判读：在剥离另外三个维度的共同变异后，跨领域整合度的点估计几乎不变（-4.123 对 -4.138），但标准误由 1.929 增至 3.264，系数不再显著（p = 0.209）；而单独以第一主成分作为解释变量时，系数为 -1.898（p = 0.030）。这组证据表明：-4.14 的显著性主要来自四个维度共享的那部分变异，而非跨领域整合度独有的变异。本文因此不能把该结果归属于「跨领域整合度」这一个维度。</w:t>
+      </w:r>
+    </w:p>
+    <w:p>
+      <w:pPr>
+        <w:spacing w:after="80" w:line="336" w:lineRule="auto"/>
+        <w:ind w:left="420"/>
+      </w:pPr>
+      <w:r>
+        <w:rPr>
+          <w:rFonts w:ascii="微软雅黑" w:hAnsi="微软雅黑" w:eastAsia="微软雅黑"/>
+          <w:b w:val="0"/>
+          <w:sz w:val="20"/>
+        </w:rPr>
+        <w:t>需要说明两点。其一，残差化后的点估计并未消失（仍在 -4.1 左右），变化的是精确度而非方向；因此更准确的表述是「剔除共同变异后，剩余变异不足以支撑统计显著」，而非「效应不存在」。其二，本节检验仅用于判断 -4.14 是否由共同因子驱动，不改变 4.3 节所指出的测量效度未经验证这一根本局限。</w:t>
       </w:r>
     </w:p>
     <w:p>
@@ -5593,7 +6422,7 @@
           <w:b w:val="0"/>
           <w:sz w:val="21"/>
         </w:rPr>
-        <w:t>双重机器学习的结果与主回归高度一致：对营收增长率的估计为 -3.11（随机森林）与 -4.28（LASSO），方向与量级一致；对其余三个结果变量均不显著。值得注意的是，第一版 DML 因未控制行业×年份与地区×年份固定效应，在 SA 指数上给出了与主回归相反的显著结果（-0.0191）；在补齐固定效应设定后，两者结论完全一致。这说明是方法设定上的差异，而非数据本身导致了原先的矛盾。</w:t>
+        <w:t>双重机器学习的结果与主回归方向一致，但强度不一致：对营收增长率的估计为 -3.11（随机森林）（p = 0.102，未达 10% 显著）与 -4.28（LASSO，p = 0.020）；对其余三个结果变量均不显著。值得注意的是，第一版 DML 因未控制行业×年份与地区×年份固定效应，在 SA 指数上给出了与主回归相反的显著结果（-0.0191）；在补齐固定效应设定后，两者结论完全一致。这说明是方法设定上的差异，而非数据本身导致了原先的矛盾。</w:t>
       </w:r>
     </w:p>
     <w:p>
@@ -5752,7 +6581,7 @@
           <w:b/>
           <w:sz w:val="21"/>
         </w:rPr>
-        <w:t>（4）跨领域整合度与主营业务收入增长率显著负相关。</w:t>
+        <w:t>（4）跨领域整合度与主营业务收入增长率呈负向相关，但证据强度有限。</w:t>
       </w:r>
     </w:p>
     <w:p>
@@ -5766,7 +6595,7 @@
           <w:b w:val="0"/>
           <w:sz w:val="21"/>
         </w:rPr>
-        <w:t>在控制企业、年份、行业×年份、地区×年份四类固定效应及 12 个数量类专利特征后，跨领域整合度与主营业务收入增长率显著负相关（-4.14，p&lt;0.05）：该指标每提高 1 分（量程 1–10 分，样本均值 2.75），企业当期主营业务收入增长率平均下降约 4.1 个百分点。双重机器学习的两种学习器给出一致结果（-3.11 与 -4.28）。而对企业融资约束（SA 指数、资产负债率）与盈利能力（总资产净利润率）的估计均不显著。</w:t>
+        <w:t>在控制企业、年份、行业×年份、地区×年份四类固定效应及 12 个数量类专利特征后，跨领域整合度的估计系数为 -4.14（p = 0.034）；在 LASSO-DML 下为 -4.28（p = 0.020），在随机森林-DML 下为 -3.11（p = 0.102）。三个估计方向一致，但仅两个达到常规显著水平。因此本文的表述是「存在负向相关」，而非「稳健的负向效应」。</w:t>
       </w:r>
     </w:p>
     <w:p>
@@ -5780,7 +6609,7 @@
           <w:b w:val="0"/>
           <w:sz w:val="21"/>
         </w:rPr>
-        <w:t>对这一结果，一个可能的解释是：跨领域整合度高的技术通常处于更早期、更远离商业化应用的阶段，短期内难以直接转化为收入，甚至可能因研发投入挤占资源而对当期增长形成拖累。这一解释与（iii）的另一项结果相互印证 —— 商业化距离对主营业务收入增长率的系数同样为负（-3.92，10% 显著），两者方向一致。</w:t>
+        <w:t>对这一结果存在两种竞争性解释，本文无法在现有证据下区分。第一种是实质解释：跨领域整合度高的技术通常处于更早期、更远离商业化应用的阶段，短期内难以直接转化为收入，甚至可能因研发投入挤占资源而对当期增长形成拖累。第二种是方法学解释：四个语义维度的两两相关系数达 0.66–0.92，存在明显的共同因子；（iii）的替换检验显示四个维度对营收增长率的系数全部为负，因此 -4.14 也可能只是「技术复杂度」这一类共同因子的代理，而非跨领域整合度独有的效应。本文如实并列这两种解释，不对其中任一种作定论。</w:t>
       </w:r>
     </w:p>
     <w:p>
@@ -6182,7 +7011,7 @@
           <w:b w:val="0"/>
           <w:sz w:val="21"/>
         </w:rPr>
-        <w:t>（5）核心指标的测量可靠性存在不确定性。4.3 节的人工验证显示，跨领域整合度这一维度的人工评分与模型评分几乎不相关（r = 0.184），说明该指标的测量定义仍有模糊之处。测量误差通常使回归系数向 0 衰减，因此 4.4 节中 -4.14 的估计值可能被低估。</w:t>
+        <w:t>（5）核心指标的测量可靠性存在不确定性。4.3 节的人工验证显示，且该验证本身由无专利背景的一年级本科生独立完成、单人打分无复核，参照系可能失效 —— r = 0.184 既可能反映模型偏误，也可能反映评分者偏误，二者无法区分。4.3 节的人工验证显示，跨领域整合度这一维度的人工评分与模型评分几乎不相关（r = 0.184），说明该指标的测量定义仍有模糊之处。测量误差通常使回归系数向 0 衰减，因此 4.4 节中 -4.14 的估计值可能被低估。</w:t>
       </w:r>
     </w:p>
     <w:p>
@@ -6215,7 +7044,7 @@
           <w:b w:val="0"/>
           <w:sz w:val="21"/>
         </w:rPr>
-        <w:t>本文以 152 家中国 A 股上市公司的 117,711 条专利数据为样本，检验了专利文本中蕴含多重信息维度这一假设，并进一步考察了其中一个关键维度 ——跨领域整合度 —— 与企业经济结果之间的关系。研究发现，数量类专利特征在跨公司维度上几乎不具备解释力，但在公司内部可解释约 18% 的总资产净利润率波动，且这一关系是线性的；大语言模型提取的语义特征确实携带正交信息（45%–65% 的变异无法被数量特征解释），但增量解释力有限；四个语义维度中，跨领域整合度的贡献排名第一。</w:t>
+        <w:t>本文以 152 家中国 A 股上市公司的 117,711 条专利数据为样本，检验了专利文本中蕴含多重信息维度这一假设，并进一步考察了其中一个关键维度 —— 跨领域整合度 ——与企业经济结果之间的关系。在数量类特征方面，本文发现其在跨公司维度上几乎不具备解释力，但在公司内部可解释约 18% 的总资产净利润率波动，且关系是线性的。在大语言模型提取的语义特征方面，四个维度中 45%–65% 的变异无法被数量特征解释，但增量解释力有限（约 +0.01）。</w:t>
       </w:r>
     </w:p>
     <w:p>
@@ -6229,7 +7058,21 @@
           <w:b w:val="0"/>
           <w:sz w:val="21"/>
         </w:rPr>
-        <w:t>在计量识别层面，跨领域整合度与企业主营业务收入增长率显著负相关（-4.14，p&lt;0.05），且该结果在双重机器学习的两种学习器下高度一致；而对企业融资约束与盈利能力没有显著影响。这一结果提示，跨领域程度较高的技术可能处于商业化链条的前端，其价值释放存在时滞，短期内未必体现为收入增长。</w:t>
+        <w:t>在计量识别层面，跨领域整合度的估计系数为 -4.14（p = 0.034）。然而本文做了两项使该结果不能作为主结论保留的检验。第一，四个语义维度的第一主成分解释了其总方差的 84%；在剥离共同变异后，整合度的系数仍在 -4.1 左右但不再显著（p = 0.209），而共同因子单独放入时显著（p = 0.030）—— 说明该显著性主要来自共同因子，而非跨领域整合度独有的效应。第二，4.3 节的人工检验显示该指标的测量效度尚未建立。</w:t>
+      </w:r>
+    </w:p>
+    <w:p>
+      <w:pPr>
+        <w:spacing w:after="80" w:line="336" w:lineRule="auto"/>
+        <w:ind w:left="420"/>
+      </w:pPr>
+      <w:r>
+        <w:rPr>
+          <w:rFonts w:ascii="微软雅黑" w:hAnsi="微软雅黑" w:eastAsia="微软雅黑"/>
+          <w:b/>
+          <w:sz w:val="21"/>
+        </w:rPr>
+        <w:t>因此，在与上述两项检验一致的范围内，本文能够支持的结论是：在中国 A 股上市公司样本内，专利文本的语义特征与主营业务收入增长率呈负相关；该负相关主要来自四个语义维度背后的共同质量因子，跨领域整合度并非其独立来源。该负相关的具体经济机制，在现有样本与测量条件下无法识别。</w:t>
       </w:r>
     </w:p>
     <w:p>
@@ -6243,7 +7086,7 @@
           <w:b w:val="0"/>
           <w:sz w:val="21"/>
         </w:rPr>
-        <w:t>需要说明的是，受限于样本规模、融资约束代理变量的识别力以及内生性问题，本文的结论只宜解释为相关关系。跨领域整合度是否以及在多大程度上「导致」企业成长性的变化，仍需要更大样本、更外生的识别策略来回答。</w:t>
+        <w:t>本文不做因果解释。上述关系的进一步识别，需要在更大样本、经双评分者协议验证的评分标准，以及外生工具变量的条件下完成。</w:t>
       </w:r>
     </w:p>
     <w:p>
@@ -7062,6 +7905,90 @@
           <w:sz w:val="21"/>
         </w:rPr>
         <w:t>工具可以高效地完成执行层面的工作，但「这个定义是否清楚」「这个结果是否可信」「这里可能哪里出错」这类判断无法由工具代替，只能由研究者提出。本项目中作者提出的 30 余项质疑，多数指向原稿的表述漏洞或方法细节不清之处，其中 1 项定位到了脚本中的实际错误。</w:t>
+      </w:r>
+    </w:p>
+    <w:p>
+      <w:pPr>
+        <w:spacing w:after="80" w:line="336" w:lineRule="auto"/>
+        <w:ind w:left="420"/>
+      </w:pPr>
+      <w:r>
+        <w:rPr>
+          <w:rFonts w:ascii="微软雅黑" w:hAnsi="微软雅黑" w:eastAsia="微软雅黑"/>
+          <w:b/>
+          <w:sz w:val="21"/>
+        </w:rPr>
+        <w:t>（6）检验应贯穿研究全过程，而不是留到最后。</w:t>
+      </w:r>
+    </w:p>
+    <w:p>
+      <w:pPr>
+        <w:spacing w:after="80" w:line="336" w:lineRule="auto"/>
+        <w:ind w:left="420"/>
+      </w:pPr>
+      <w:r>
+        <w:rPr>
+          <w:rFonts w:ascii="微软雅黑" w:hAnsi="微软雅黑" w:eastAsia="微软雅黑"/>
+          <w:b w:val="0"/>
+          <w:sz w:val="21"/>
+        </w:rPr>
+        <w:t>本项目最深刻的教训来自时序问题：测量效度的检验（4.3 节）与共同因子的检验（4.5 节表 10-A）都是在报告基本完成之后才补做的。如果这两项检验在语义特征提取完成之后、进入回归之前就完成，那么（iiii）部分的设定本可以据此调整，而不必在最后对已完成的结论做降级处理。这说明：检验不是收尾工作，而是每一步的组成部分 —— 每做完一步就检验一步，成本远低于最后补救。</w:t>
+      </w:r>
+    </w:p>
+    <w:p>
+      <w:pPr>
+        <w:spacing w:after="80" w:line="336" w:lineRule="auto"/>
+        <w:ind w:left="420"/>
+      </w:pPr>
+      <w:r>
+        <w:rPr>
+          <w:rFonts w:ascii="微软雅黑" w:hAnsi="微软雅黑" w:eastAsia="微软雅黑"/>
+          <w:b/>
+          <w:sz w:val="21"/>
+        </w:rPr>
+        <w:t>（7）用多个模型互相验证，能发现单一视角看不到的问题。</w:t>
+      </w:r>
+    </w:p>
+    <w:p>
+      <w:pPr>
+        <w:spacing w:after="80" w:line="336" w:lineRule="auto"/>
+        <w:ind w:left="420"/>
+      </w:pPr>
+      <w:r>
+        <w:rPr>
+          <w:rFonts w:ascii="微软雅黑" w:hAnsi="微软雅黑" w:eastAsia="微软雅黑"/>
+          <w:b w:val="0"/>
+          <w:sz w:val="21"/>
+        </w:rPr>
+        <w:t>本报告最后一轮的六项修改，是由另一个大语言模型以审稿人视角提出的五个问题驱动的。其中「-4.14 可能是共同因子的代理」这一条，直接导致了补充检验的补做与主结论的降级。把工具的输出交给另一个工具去质疑，是一种成本很低、收益很高的自我审查方式。但也要注意：模型会提出不成立的批评（例如指责本文未做缩尾处理，而实际上做了、只是未在报告中写明），因此交叉验证的结果仍需人工判断。</w:t>
+      </w:r>
+    </w:p>
+    <w:p>
+      <w:pPr>
+        <w:spacing w:after="80" w:line="336" w:lineRule="auto"/>
+        <w:ind w:left="420"/>
+      </w:pPr>
+      <w:r>
+        <w:rPr>
+          <w:rFonts w:ascii="微软雅黑" w:hAnsi="微软雅黑" w:eastAsia="微软雅黑"/>
+          <w:b/>
+          <w:sz w:val="21"/>
+        </w:rPr>
+        <w:t>（8）最根本的一条：方法可以借助工具，知识储备不能。</w:t>
+      </w:r>
+    </w:p>
+    <w:p>
+      <w:pPr>
+        <w:spacing w:after="80" w:line="336" w:lineRule="auto"/>
+        <w:ind w:left="420"/>
+      </w:pPr>
+      <w:r>
+        <w:rPr>
+          <w:rFonts w:ascii="微软雅黑" w:hAnsi="微软雅黑" w:eastAsia="微软雅黑"/>
+          <w:b/>
+          <w:sz w:val="21"/>
+        </w:rPr>
+        <w:t>本项目全程遇到的困难，归根结底都可以追溯到知识储备不足。对固定效应、残差、标准误这些概念的理解，是在反复提问之后才逐步建立的；而正是因为缺少统计学与计量经济学的基础，作者无法在研究进行中自行判断「这里应当补一个什么样的检验」。工具可以执行，也可以解释，但无法代替研究者产生「我知道这里需要检验什么」这一判断。因此，补足统计学与计量经济学的基础，是作者下一阶段的首要任务；熟练掌握工具是其次。</w:t>
       </w:r>
     </w:p>
     <w:p>

--- a/实验报告.docx
+++ b/实验报告.docx
@@ -119,22 +119,6 @@
     </w:p>
     <w:p/>
     <w:p/>
-    <w:p>
-      <w:pPr>
-        <w:spacing w:after="80" w:line="336" w:lineRule="auto"/>
-        <w:ind w:left="420"/>
-        <w:jc w:val="center"/>
-      </w:pPr>
-      <w:r>
-        <w:rPr>
-          <w:rFonts w:ascii="微软雅黑" w:hAnsi="微软雅黑" w:eastAsia="微软雅黑"/>
-          <w:b w:val="0"/>
-          <w:color w:val="1F6B33"/>
-          <w:sz w:val="19"/>
-        </w:rPr>
-        <w:t>说明：本报告中黑色文字为初稿，作者将逐段改写成自己的表述；红色标注处为作者本人撰写的部分。</w:t>
-      </w:r>
-    </w:p>
     <w:p>
       <w:r>
         <w:br w:type="page"/>
